--- a/examples/sample-reports/customer1/CSW-POV-Findings-customer1.docx
+++ b/examples/sample-reports/customer1/CSW-POV-Findings-customer1.docx
@@ -543,6 +543,217 @@
       </w:r>
     </w:p>
     <w:p>
+      <w:pPr>
+        <w:pStyle w:val="BodyText"/>
+      </w:pPr>
+      <w:r>
+        <w:rPr>
+          <w:b/>
+          <w:bCs/>
+        </w:rPr>
+        <w:t xml:space="preserve">Compliance reinforcement.</w:t>
+      </w:r>
+      <w:r>
+        <w:t xml:space="preserve"> </w:t>
+      </w:r>
+      <w:r>
+        <w:t xml:space="preserve">This capability supports:</w:t>
+      </w:r>
+    </w:p>
+    <w:p>
+      <w:pPr>
+        <w:pStyle w:val="Compact"/>
+        <w:numPr>
+          <w:ilvl w:val="0"/>
+          <w:numId w:val="1002"/>
+        </w:numPr>
+      </w:pPr>
+      <w:r>
+        <w:rPr>
+          <w:b/>
+          <w:bCs/>
+        </w:rPr>
+        <w:t xml:space="preserve">HIPAA</w:t>
+      </w:r>
+      <w:r>
+        <w:t xml:space="preserve"> </w:t>
+      </w:r>
+      <w:r>
+        <w:t xml:space="preserve">—</w:t>
+      </w:r>
+      <w:r>
+        <w:t xml:space="preserve"> </w:t>
+      </w:r>
+      <w:r>
+        <w:rPr>
+          <w:rStyle w:val="VerbatimChar"/>
+        </w:rPr>
+        <w:t xml:space="preserve">164.308(a)(1)(ii)(A)</w:t>
+      </w:r>
+      <w:r>
+        <w:t xml:space="preserve"> </w:t>
+      </w:r>
+      <w:r>
+        <w:t xml:space="preserve">(marked met in this collection);</w:t>
+      </w:r>
+      <w:r>
+        <w:t xml:space="preserve"> </w:t>
+      </w:r>
+      <w:r>
+        <w:rPr>
+          <w:rStyle w:val="VerbatimChar"/>
+        </w:rPr>
+        <w:t xml:space="preserve">164.312(b)</w:t>
+      </w:r>
+      <w:r>
+        <w:t xml:space="preserve"> </w:t>
+      </w:r>
+      <w:r>
+        <w:t xml:space="preserve">(marked met in this collection)</w:t>
+      </w:r>
+    </w:p>
+    <w:p>
+      <w:pPr>
+        <w:pStyle w:val="Compact"/>
+        <w:numPr>
+          <w:ilvl w:val="0"/>
+          <w:numId w:val="1002"/>
+        </w:numPr>
+      </w:pPr>
+      <w:r>
+        <w:rPr>
+          <w:b/>
+          <w:bCs/>
+        </w:rPr>
+        <w:t xml:space="preserve">PCI-DSS</w:t>
+      </w:r>
+      <w:r>
+        <w:t xml:space="preserve"> </w:t>
+      </w:r>
+      <w:r>
+        <w:t xml:space="preserve">—</w:t>
+      </w:r>
+      <w:r>
+        <w:t xml:space="preserve"> </w:t>
+      </w:r>
+      <w:r>
+        <w:rPr>
+          <w:rStyle w:val="VerbatimChar"/>
+        </w:rPr>
+        <w:t xml:space="preserve">1.2.1</w:t>
+      </w:r>
+      <w:r>
+        <w:t xml:space="preserve"> </w:t>
+      </w:r>
+      <w:r>
+        <w:t xml:space="preserve">(marked met in this collection)</w:t>
+      </w:r>
+    </w:p>
+    <w:p>
+      <w:pPr>
+        <w:pStyle w:val="Compact"/>
+        <w:numPr>
+          <w:ilvl w:val="0"/>
+          <w:numId w:val="1002"/>
+        </w:numPr>
+      </w:pPr>
+      <w:r>
+        <w:rPr>
+          <w:b/>
+          <w:bCs/>
+        </w:rPr>
+        <w:t xml:space="preserve">NIST-800-53</w:t>
+      </w:r>
+      <w:r>
+        <w:t xml:space="preserve"> </w:t>
+      </w:r>
+      <w:r>
+        <w:t xml:space="preserve">—</w:t>
+      </w:r>
+      <w:r>
+        <w:t xml:space="preserve"> </w:t>
+      </w:r>
+      <w:r>
+        <w:rPr>
+          <w:rStyle w:val="VerbatimChar"/>
+        </w:rPr>
+        <w:t xml:space="preserve">AU-2</w:t>
+      </w:r>
+      <w:r>
+        <w:t xml:space="preserve"> </w:t>
+      </w:r>
+      <w:r>
+        <w:t xml:space="preserve">(marked met in this collection);</w:t>
+      </w:r>
+      <w:r>
+        <w:t xml:space="preserve"> </w:t>
+      </w:r>
+      <w:r>
+        <w:rPr>
+          <w:rStyle w:val="VerbatimChar"/>
+        </w:rPr>
+        <w:t xml:space="preserve">RA-5</w:t>
+      </w:r>
+      <w:r>
+        <w:t xml:space="preserve"> </w:t>
+      </w:r>
+      <w:r>
+        <w:t xml:space="preserve">(marked met in this collection);</w:t>
+      </w:r>
+      <w:r>
+        <w:t xml:space="preserve"> </w:t>
+      </w:r>
+      <w:r>
+        <w:rPr>
+          <w:rStyle w:val="VerbatimChar"/>
+        </w:rPr>
+        <w:t xml:space="preserve">SI-4</w:t>
+      </w:r>
+      <w:r>
+        <w:t xml:space="preserve"> </w:t>
+      </w:r>
+      <w:r>
+        <w:t xml:space="preserve">(marked met in this collection)</w:t>
+      </w:r>
+    </w:p>
+    <w:p>
+      <w:pPr>
+        <w:pStyle w:val="Compact"/>
+        <w:numPr>
+          <w:ilvl w:val="0"/>
+          <w:numId w:val="1002"/>
+        </w:numPr>
+      </w:pPr>
+      <w:r>
+        <w:rPr>
+          <w:b/>
+          <w:bCs/>
+        </w:rPr>
+        <w:t xml:space="preserve">SOC2</w:t>
+      </w:r>
+      <w:r>
+        <w:t xml:space="preserve"> </w:t>
+      </w:r>
+      <w:r>
+        <w:t xml:space="preserve">—</w:t>
+      </w:r>
+      <w:r>
+        <w:t xml:space="preserve"> </w:t>
+      </w:r>
+      <w:r>
+        <w:rPr>
+          <w:rStyle w:val="VerbatimChar"/>
+        </w:rPr>
+        <w:t xml:space="preserve">CC7.1</w:t>
+      </w:r>
+      <w:r>
+        <w:t xml:space="preserve"> </w:t>
+      </w:r>
+      <w:r>
+        <w:t xml:space="preserve">(marked met in this collection)</w:t>
+      </w:r>
+    </w:p>
+    <w:p>
       <w:r>
         <w:pict>
           <v:rect style="width:0;height:1.5pt" o:hralign="center" o:hrstd="t" o:hr="t"/>
@@ -560,6 +771,74 @@
         <w:t xml:space="preserve">What we'd recommend addressing</w:t>
       </w:r>
     </w:p>
+    <w:p>
+      <w:pPr>
+        <w:pStyle w:val="BlockText"/>
+      </w:pPr>
+      <w:r>
+        <w:rPr>
+          <w:b/>
+          <w:bCs/>
+        </w:rPr>
+        <w:t xml:space="preserve">Why these matter beyond the score.</w:t>
+      </w:r>
+      <w:r>
+        <w:t xml:space="preserve"> </w:t>
+      </w:r>
+      <w:r>
+        <w:t xml:space="preserve">The 6 items below</w:t>
+      </w:r>
+      <w:r>
+        <w:t xml:space="preserve"> </w:t>
+      </w:r>
+      <w:r>
+        <w:t xml:space="preserve">together touch</w:t>
+      </w:r>
+      <w:r>
+        <w:t xml:space="preserve"> </w:t>
+      </w:r>
+      <w:r>
+        <w:rPr>
+          <w:b/>
+          <w:bCs/>
+        </w:rPr>
+        <w:t xml:space="preserve">38 not-yet-met controls</w:t>
+      </w:r>
+      <w:r>
+        <w:t xml:space="preserve"> </w:t>
+      </w:r>
+      <w:r>
+        <w:t xml:space="preserve">across</w:t>
+      </w:r>
+      <w:r>
+        <w:t xml:space="preserve"> </w:t>
+      </w:r>
+      <w:r>
+        <w:rPr>
+          <w:b/>
+          <w:bCs/>
+        </w:rPr>
+        <w:t xml:space="preserve">4 frameworks</w:t>
+      </w:r>
+      <w:r>
+        <w:t xml:space="preserve"> </w:t>
+      </w:r>
+      <w:r>
+        <w:t xml:space="preserve">(HIPAA, PCI-DSS, NIST-800-53, SOC2). Each item lists the specific</w:t>
+      </w:r>
+      <w:r>
+        <w:t xml:space="preserve"> </w:t>
+      </w:r>
+      <w:r>
+        <w:t xml:space="preserve">control IDs it would help close, so the work can be tracked back to a</w:t>
+      </w:r>
+      <w:r>
+        <w:t xml:space="preserve"> </w:t>
+      </w:r>
+      <w:r>
+        <w:t xml:space="preserve">compliance line item.</w:t>
+      </w:r>
+    </w:p>
     <w:bookmarkStart w:id="13" w:name="X44b60e97354b8ab535c24d125a2464fc25fd3b6"/>
     <w:p>
       <w:pPr>
@@ -589,6 +868,292 @@
         <w:t xml:space="preserve">Monitor-mode policies generate evidence but do not block lateral movement. Promoting reviewed policies to enforce directly improves the segmentation score component.</w:t>
       </w:r>
     </w:p>
+    <w:p>
+      <w:pPr>
+        <w:pStyle w:val="BodyText"/>
+      </w:pPr>
+      <w:r>
+        <w:rPr>
+          <w:b/>
+          <w:bCs/>
+        </w:rPr>
+        <w:t xml:space="preserve">Compliance impact if addressed.</w:t>
+      </w:r>
+      <w:r>
+        <w:t xml:space="preserve"> </w:t>
+      </w:r>
+      <w:r>
+        <w:t xml:space="preserve">Closing this gap helps move:</w:t>
+      </w:r>
+    </w:p>
+    <w:p>
+      <w:pPr>
+        <w:pStyle w:val="Compact"/>
+        <w:numPr>
+          <w:ilvl w:val="0"/>
+          <w:numId w:val="1003"/>
+        </w:numPr>
+      </w:pPr>
+      <w:r>
+        <w:rPr>
+          <w:b/>
+          <w:bCs/>
+        </w:rPr>
+        <w:t xml:space="preserve">HIPAA</w:t>
+      </w:r>
+      <w:r>
+        <w:t xml:space="preserve"> </w:t>
+      </w:r>
+      <w:r>
+        <w:t xml:space="preserve">—</w:t>
+      </w:r>
+      <w:r>
+        <w:t xml:space="preserve"> </w:t>
+      </w:r>
+      <w:r>
+        <w:rPr>
+          <w:rStyle w:val="VerbatimChar"/>
+        </w:rPr>
+        <w:t xml:space="preserve">164.308(a)(4)</w:t>
+      </w:r>
+      <w:r>
+        <w:t xml:space="preserve"> </w:t>
+      </w:r>
+      <w:r>
+        <w:t xml:space="preserve">(information access management is enforced via policy);</w:t>
+      </w:r>
+      <w:r>
+        <w:t xml:space="preserve"> </w:t>
+      </w:r>
+      <w:r>
+        <w:rPr>
+          <w:rStyle w:val="VerbatimChar"/>
+        </w:rPr>
+        <w:t xml:space="preserve">164.312(a)(1)</w:t>
+      </w:r>
+      <w:r>
+        <w:t xml:space="preserve"> </w:t>
+      </w:r>
+      <w:r>
+        <w:t xml:space="preserve">(access control is implemented as policy);</w:t>
+      </w:r>
+      <w:r>
+        <w:t xml:space="preserve"> </w:t>
+      </w:r>
+      <w:r>
+        <w:rPr>
+          <w:rStyle w:val="VerbatimChar"/>
+        </w:rPr>
+        <w:t xml:space="preserve">164.312(e)(1)</w:t>
+      </w:r>
+      <w:r>
+        <w:t xml:space="preserve"> </w:t>
+      </w:r>
+      <w:r>
+        <w:t xml:space="preserve">(transmission security relies on segmentation)</w:t>
+      </w:r>
+    </w:p>
+    <w:p>
+      <w:pPr>
+        <w:pStyle w:val="Compact"/>
+        <w:numPr>
+          <w:ilvl w:val="0"/>
+          <w:numId w:val="1003"/>
+        </w:numPr>
+      </w:pPr>
+      <w:r>
+        <w:rPr>
+          <w:b/>
+          <w:bCs/>
+        </w:rPr>
+        <w:t xml:space="preserve">PCI-DSS</w:t>
+      </w:r>
+      <w:r>
+        <w:t xml:space="preserve"> </w:t>
+      </w:r>
+      <w:r>
+        <w:t xml:space="preserve">—</w:t>
+      </w:r>
+      <w:r>
+        <w:t xml:space="preserve"> </w:t>
+      </w:r>
+      <w:r>
+        <w:rPr>
+          <w:rStyle w:val="VerbatimChar"/>
+        </w:rPr>
+        <w:t xml:space="preserve">1.3</w:t>
+      </w:r>
+      <w:r>
+        <w:t xml:space="preserve"> </w:t>
+      </w:r>
+      <w:r>
+        <w:t xml:space="preserve">(no direct internet access to CDE requires enforced policy);</w:t>
+      </w:r>
+      <w:r>
+        <w:t xml:space="preserve"> </w:t>
+      </w:r>
+      <w:r>
+        <w:rPr>
+          <w:rStyle w:val="VerbatimChar"/>
+        </w:rPr>
+        <w:t xml:space="preserve">12.5.3</w:t>
+      </w:r>
+      <w:r>
+        <w:t xml:space="preserve"> </w:t>
+      </w:r>
+      <w:r>
+        <w:t xml:space="preserve">(segmentation effectiveness is tested annually)</w:t>
+      </w:r>
+    </w:p>
+    <w:p>
+      <w:pPr>
+        <w:pStyle w:val="Compact"/>
+        <w:numPr>
+          <w:ilvl w:val="0"/>
+          <w:numId w:val="1003"/>
+        </w:numPr>
+      </w:pPr>
+      <w:r>
+        <w:rPr>
+          <w:b/>
+          <w:bCs/>
+        </w:rPr>
+        <w:t xml:space="preserve">NIST-800-53</w:t>
+      </w:r>
+      <w:r>
+        <w:t xml:space="preserve"> </w:t>
+      </w:r>
+      <w:r>
+        <w:t xml:space="preserve">—</w:t>
+      </w:r>
+      <w:r>
+        <w:t xml:space="preserve"> </w:t>
+      </w:r>
+      <w:r>
+        <w:rPr>
+          <w:rStyle w:val="VerbatimChar"/>
+        </w:rPr>
+        <w:t xml:space="preserve">AC-3</w:t>
+      </w:r>
+      <w:r>
+        <w:t xml:space="preserve"> </w:t>
+      </w:r>
+      <w:r>
+        <w:t xml:space="preserve">(access enforcement is implemented as policy);</w:t>
+      </w:r>
+      <w:r>
+        <w:t xml:space="preserve"> </w:t>
+      </w:r>
+      <w:r>
+        <w:rPr>
+          <w:rStyle w:val="VerbatimChar"/>
+        </w:rPr>
+        <w:t xml:space="preserve">AC-4</w:t>
+      </w:r>
+      <w:r>
+        <w:t xml:space="preserve"> </w:t>
+      </w:r>
+      <w:r>
+        <w:t xml:space="preserve">(information flow enforcement is the segmentation control);</w:t>
+      </w:r>
+      <w:r>
+        <w:t xml:space="preserve"> </w:t>
+      </w:r>
+      <w:r>
+        <w:rPr>
+          <w:rStyle w:val="VerbatimChar"/>
+        </w:rPr>
+        <w:t xml:space="preserve">CM-7</w:t>
+      </w:r>
+      <w:r>
+        <w:t xml:space="preserve"> </w:t>
+      </w:r>
+      <w:r>
+        <w:t xml:space="preserve">(least functionality limits flows to what is needed);</w:t>
+      </w:r>
+      <w:r>
+        <w:t xml:space="preserve"> </w:t>
+      </w:r>
+      <w:r>
+        <w:rPr>
+          <w:rStyle w:val="VerbatimChar"/>
+        </w:rPr>
+        <w:t xml:space="preserve">SC-7</w:t>
+      </w:r>
+      <w:r>
+        <w:t xml:space="preserve"> </w:t>
+      </w:r>
+      <w:r>
+        <w:t xml:space="preserve">(boundary protection is segmentation);</w:t>
+      </w:r>
+      <w:r>
+        <w:t xml:space="preserve"> </w:t>
+      </w:r>
+      <w:r>
+        <w:rPr>
+          <w:rStyle w:val="VerbatimChar"/>
+        </w:rPr>
+        <w:t xml:space="preserve">SC-7(5)</w:t>
+      </w:r>
+      <w:r>
+        <w:t xml:space="preserve"> </w:t>
+      </w:r>
+      <w:r>
+        <w:t xml:space="preserve">(deny-by-default requires absolute policies)</w:t>
+      </w:r>
+    </w:p>
+    <w:p>
+      <w:pPr>
+        <w:pStyle w:val="Compact"/>
+        <w:numPr>
+          <w:ilvl w:val="0"/>
+          <w:numId w:val="1003"/>
+        </w:numPr>
+      </w:pPr>
+      <w:r>
+        <w:rPr>
+          <w:b/>
+          <w:bCs/>
+        </w:rPr>
+        <w:t xml:space="preserve">SOC2</w:t>
+      </w:r>
+      <w:r>
+        <w:t xml:space="preserve"> </w:t>
+      </w:r>
+      <w:r>
+        <w:t xml:space="preserve">—</w:t>
+      </w:r>
+      <w:r>
+        <w:t xml:space="preserve"> </w:t>
+      </w:r>
+      <w:r>
+        <w:rPr>
+          <w:rStyle w:val="VerbatimChar"/>
+        </w:rPr>
+        <w:t xml:space="preserve">CC6.1</w:t>
+      </w:r>
+      <w:r>
+        <w:t xml:space="preserve"> </w:t>
+      </w:r>
+      <w:r>
+        <w:t xml:space="preserve">(logical access is implemented as enforced policy);</w:t>
+      </w:r>
+      <w:r>
+        <w:t xml:space="preserve"> </w:t>
+      </w:r>
+      <w:r>
+        <w:rPr>
+          <w:rStyle w:val="VerbatimChar"/>
+        </w:rPr>
+        <w:t xml:space="preserve">CC6.6</w:t>
+      </w:r>
+      <w:r>
+        <w:t xml:space="preserve"> </w:t>
+      </w:r>
+      <w:r>
+        <w:t xml:space="preserve">(boundary protection is segmentation in cloud workloads)</w:t>
+      </w:r>
+    </w:p>
     <w:bookmarkEnd w:id="13"/>
     <w:bookmarkStart w:id="14" w:name="X10cea4466877c05940c3fd948f76a17648a616e"/>
     <w:p>
@@ -619,6 +1184,150 @@
         <w:t xml:space="preserve">Workloads outside agent coverage are invisible to flow analytics, ADM, and policy enforcement. Closing this gap unlocks visibility-driven controls in every framework.</w:t>
       </w:r>
     </w:p>
+    <w:p>
+      <w:pPr>
+        <w:pStyle w:val="BodyText"/>
+      </w:pPr>
+      <w:r>
+        <w:rPr>
+          <w:b/>
+          <w:bCs/>
+        </w:rPr>
+        <w:t xml:space="preserve">Compliance impact if addressed.</w:t>
+      </w:r>
+      <w:r>
+        <w:t xml:space="preserve"> </w:t>
+      </w:r>
+      <w:r>
+        <w:t xml:space="preserve">Closing this gap helps move:</w:t>
+      </w:r>
+    </w:p>
+    <w:p>
+      <w:pPr>
+        <w:pStyle w:val="Compact"/>
+        <w:numPr>
+          <w:ilvl w:val="0"/>
+          <w:numId w:val="1004"/>
+        </w:numPr>
+      </w:pPr>
+      <w:r>
+        <w:rPr>
+          <w:b/>
+          <w:bCs/>
+        </w:rPr>
+        <w:t xml:space="preserve">HIPAA</w:t>
+      </w:r>
+      <w:r>
+        <w:t xml:space="preserve"> </w:t>
+      </w:r>
+      <w:r>
+        <w:t xml:space="preserve">—</w:t>
+      </w:r>
+      <w:r>
+        <w:t xml:space="preserve"> </w:t>
+      </w:r>
+      <w:r>
+        <w:rPr>
+          <w:rStyle w:val="VerbatimChar"/>
+        </w:rPr>
+        <w:t xml:space="preserve">164.310(c)</w:t>
+      </w:r>
+      <w:r>
+        <w:t xml:space="preserve"> </w:t>
+      </w:r>
+      <w:r>
+        <w:t xml:space="preserve">(workstation security depends on inventory)</w:t>
+      </w:r>
+    </w:p>
+    <w:p>
+      <w:pPr>
+        <w:pStyle w:val="Compact"/>
+        <w:numPr>
+          <w:ilvl w:val="0"/>
+          <w:numId w:val="1004"/>
+        </w:numPr>
+      </w:pPr>
+      <w:r>
+        <w:rPr>
+          <w:b/>
+          <w:bCs/>
+        </w:rPr>
+        <w:t xml:space="preserve">PCI-DSS</w:t>
+      </w:r>
+      <w:r>
+        <w:t xml:space="preserve"> </w:t>
+      </w:r>
+      <w:r>
+        <w:t xml:space="preserve">—</w:t>
+      </w:r>
+      <w:r>
+        <w:t xml:space="preserve"> </w:t>
+      </w:r>
+      <w:r>
+        <w:rPr>
+          <w:rStyle w:val="VerbatimChar"/>
+        </w:rPr>
+        <w:t xml:space="preserve">11.3</w:t>
+      </w:r>
+      <w:r>
+        <w:t xml:space="preserve"> </w:t>
+      </w:r>
+      <w:r>
+        <w:t xml:space="preserve">(penetration-test scope is set by inventory)</w:t>
+      </w:r>
+    </w:p>
+    <w:p>
+      <w:pPr>
+        <w:pStyle w:val="Compact"/>
+        <w:numPr>
+          <w:ilvl w:val="0"/>
+          <w:numId w:val="1004"/>
+        </w:numPr>
+      </w:pPr>
+      <w:r>
+        <w:rPr>
+          <w:b/>
+          <w:bCs/>
+        </w:rPr>
+        <w:t xml:space="preserve">SOC2</w:t>
+      </w:r>
+      <w:r>
+        <w:t xml:space="preserve"> </w:t>
+      </w:r>
+      <w:r>
+        <w:t xml:space="preserve">—</w:t>
+      </w:r>
+      <w:r>
+        <w:t xml:space="preserve"> </w:t>
+      </w:r>
+      <w:r>
+        <w:rPr>
+          <w:rStyle w:val="VerbatimChar"/>
+        </w:rPr>
+        <w:t xml:space="preserve">CC6.1</w:t>
+      </w:r>
+      <w:r>
+        <w:t xml:space="preserve"> </w:t>
+      </w:r>
+      <w:r>
+        <w:t xml:space="preserve">(logical access requires knowing the systems in scope);</w:t>
+      </w:r>
+      <w:r>
+        <w:t xml:space="preserve"> </w:t>
+      </w:r>
+      <w:r>
+        <w:rPr>
+          <w:rStyle w:val="VerbatimChar"/>
+        </w:rPr>
+        <w:t xml:space="preserve">CC7.2</w:t>
+      </w:r>
+      <w:r>
+        <w:t xml:space="preserve"> </w:t>
+      </w:r>
+      <w:r>
+        <w:t xml:space="preserve">(system monitoring requires complete telemetry)</w:t>
+      </w:r>
+    </w:p>
     <w:bookmarkEnd w:id="14"/>
     <w:bookmarkStart w:id="15" w:name="Xd31e411d40e27fb0bec7bf1d8fc1dee33895b18"/>
     <w:p>
@@ -649,6 +1358,76 @@
         <w:t xml:space="preserve">CSW correlates package CVEs to running processes. Each critical CVE on an internet-reachable workload is a candidate for escalation to patching or compensating policy.</w:t>
       </w:r>
     </w:p>
+    <w:p>
+      <w:pPr>
+        <w:pStyle w:val="BodyText"/>
+      </w:pPr>
+      <w:r>
+        <w:rPr>
+          <w:b/>
+          <w:bCs/>
+        </w:rPr>
+        <w:t xml:space="preserve">Compliance impact if addressed.</w:t>
+      </w:r>
+      <w:r>
+        <w:t xml:space="preserve"> </w:t>
+      </w:r>
+      <w:r>
+        <w:t xml:space="preserve">Closing this gap helps move:</w:t>
+      </w:r>
+    </w:p>
+    <w:p>
+      <w:pPr>
+        <w:pStyle w:val="Compact"/>
+        <w:numPr>
+          <w:ilvl w:val="0"/>
+          <w:numId w:val="1005"/>
+        </w:numPr>
+      </w:pPr>
+      <w:r>
+        <w:rPr>
+          <w:b/>
+          <w:bCs/>
+        </w:rPr>
+        <w:t xml:space="preserve">PCI-DSS</w:t>
+      </w:r>
+      <w:r>
+        <w:t xml:space="preserve"> </w:t>
+      </w:r>
+      <w:r>
+        <w:t xml:space="preserve">—</w:t>
+      </w:r>
+      <w:r>
+        <w:t xml:space="preserve"> </w:t>
+      </w:r>
+      <w:r>
+        <w:rPr>
+          <w:rStyle w:val="VerbatimChar"/>
+        </w:rPr>
+        <w:t xml:space="preserve">6.4.2</w:t>
+      </w:r>
+      <w:r>
+        <w:t xml:space="preserve"> </w:t>
+      </w:r>
+      <w:r>
+        <w:t xml:space="preserve">(production systems must be protected from known CVEs);</w:t>
+      </w:r>
+      <w:r>
+        <w:t xml:space="preserve"> </w:t>
+      </w:r>
+      <w:r>
+        <w:rPr>
+          <w:rStyle w:val="VerbatimChar"/>
+        </w:rPr>
+        <w:t xml:space="preserve">11.3</w:t>
+      </w:r>
+      <w:r>
+        <w:t xml:space="preserve"> </w:t>
+      </w:r>
+      <w:r>
+        <w:t xml:space="preserve">(vulnerability scanning evidence drives this control)</w:t>
+      </w:r>
+    </w:p>
     <w:bookmarkEnd w:id="15"/>
     <w:bookmarkStart w:id="16" w:name="few-absolute-policies-in-place"/>
     <w:p>
@@ -679,6 +1458,292 @@
         <w:t xml:space="preserve">Absolute policies are the right tool for crown-jewel isolation (PHI, cardholder data, regulated systems). Their absence indicates the segmentation strategy is still permissive-by-default.</w:t>
       </w:r>
     </w:p>
+    <w:p>
+      <w:pPr>
+        <w:pStyle w:val="BodyText"/>
+      </w:pPr>
+      <w:r>
+        <w:rPr>
+          <w:b/>
+          <w:bCs/>
+        </w:rPr>
+        <w:t xml:space="preserve">Compliance impact if addressed.</w:t>
+      </w:r>
+      <w:r>
+        <w:t xml:space="preserve"> </w:t>
+      </w:r>
+      <w:r>
+        <w:t xml:space="preserve">Closing this gap helps move:</w:t>
+      </w:r>
+    </w:p>
+    <w:p>
+      <w:pPr>
+        <w:pStyle w:val="Compact"/>
+        <w:numPr>
+          <w:ilvl w:val="0"/>
+          <w:numId w:val="1006"/>
+        </w:numPr>
+      </w:pPr>
+      <w:r>
+        <w:rPr>
+          <w:b/>
+          <w:bCs/>
+        </w:rPr>
+        <w:t xml:space="preserve">HIPAA</w:t>
+      </w:r>
+      <w:r>
+        <w:t xml:space="preserve"> </w:t>
+      </w:r>
+      <w:r>
+        <w:t xml:space="preserve">—</w:t>
+      </w:r>
+      <w:r>
+        <w:t xml:space="preserve"> </w:t>
+      </w:r>
+      <w:r>
+        <w:rPr>
+          <w:rStyle w:val="VerbatimChar"/>
+        </w:rPr>
+        <w:t xml:space="preserve">164.308(a)(4)</w:t>
+      </w:r>
+      <w:r>
+        <w:t xml:space="preserve"> </w:t>
+      </w:r>
+      <w:r>
+        <w:t xml:space="preserve">(information access management is enforced via policy);</w:t>
+      </w:r>
+      <w:r>
+        <w:t xml:space="preserve"> </w:t>
+      </w:r>
+      <w:r>
+        <w:rPr>
+          <w:rStyle w:val="VerbatimChar"/>
+        </w:rPr>
+        <w:t xml:space="preserve">164.312(a)(1)</w:t>
+      </w:r>
+      <w:r>
+        <w:t xml:space="preserve"> </w:t>
+      </w:r>
+      <w:r>
+        <w:t xml:space="preserve">(access control is implemented as policy);</w:t>
+      </w:r>
+      <w:r>
+        <w:t xml:space="preserve"> </w:t>
+      </w:r>
+      <w:r>
+        <w:rPr>
+          <w:rStyle w:val="VerbatimChar"/>
+        </w:rPr>
+        <w:t xml:space="preserve">164.312(e)(1)</w:t>
+      </w:r>
+      <w:r>
+        <w:t xml:space="preserve"> </w:t>
+      </w:r>
+      <w:r>
+        <w:t xml:space="preserve">(transmission security relies on segmentation)</w:t>
+      </w:r>
+    </w:p>
+    <w:p>
+      <w:pPr>
+        <w:pStyle w:val="Compact"/>
+        <w:numPr>
+          <w:ilvl w:val="0"/>
+          <w:numId w:val="1006"/>
+        </w:numPr>
+      </w:pPr>
+      <w:r>
+        <w:rPr>
+          <w:b/>
+          <w:bCs/>
+        </w:rPr>
+        <w:t xml:space="preserve">PCI-DSS</w:t>
+      </w:r>
+      <w:r>
+        <w:t xml:space="preserve"> </w:t>
+      </w:r>
+      <w:r>
+        <w:t xml:space="preserve">—</w:t>
+      </w:r>
+      <w:r>
+        <w:t xml:space="preserve"> </w:t>
+      </w:r>
+      <w:r>
+        <w:rPr>
+          <w:rStyle w:val="VerbatimChar"/>
+        </w:rPr>
+        <w:t xml:space="preserve">1.3</w:t>
+      </w:r>
+      <w:r>
+        <w:t xml:space="preserve"> </w:t>
+      </w:r>
+      <w:r>
+        <w:t xml:space="preserve">(no direct internet access to CDE requires enforced policy);</w:t>
+      </w:r>
+      <w:r>
+        <w:t xml:space="preserve"> </w:t>
+      </w:r>
+      <w:r>
+        <w:rPr>
+          <w:rStyle w:val="VerbatimChar"/>
+        </w:rPr>
+        <w:t xml:space="preserve">12.5.3</w:t>
+      </w:r>
+      <w:r>
+        <w:t xml:space="preserve"> </w:t>
+      </w:r>
+      <w:r>
+        <w:t xml:space="preserve">(segmentation effectiveness is tested annually)</w:t>
+      </w:r>
+    </w:p>
+    <w:p>
+      <w:pPr>
+        <w:pStyle w:val="Compact"/>
+        <w:numPr>
+          <w:ilvl w:val="0"/>
+          <w:numId w:val="1006"/>
+        </w:numPr>
+      </w:pPr>
+      <w:r>
+        <w:rPr>
+          <w:b/>
+          <w:bCs/>
+        </w:rPr>
+        <w:t xml:space="preserve">NIST-800-53</w:t>
+      </w:r>
+      <w:r>
+        <w:t xml:space="preserve"> </w:t>
+      </w:r>
+      <w:r>
+        <w:t xml:space="preserve">—</w:t>
+      </w:r>
+      <w:r>
+        <w:t xml:space="preserve"> </w:t>
+      </w:r>
+      <w:r>
+        <w:rPr>
+          <w:rStyle w:val="VerbatimChar"/>
+        </w:rPr>
+        <w:t xml:space="preserve">AC-3</w:t>
+      </w:r>
+      <w:r>
+        <w:t xml:space="preserve"> </w:t>
+      </w:r>
+      <w:r>
+        <w:t xml:space="preserve">(access enforcement is implemented as policy);</w:t>
+      </w:r>
+      <w:r>
+        <w:t xml:space="preserve"> </w:t>
+      </w:r>
+      <w:r>
+        <w:rPr>
+          <w:rStyle w:val="VerbatimChar"/>
+        </w:rPr>
+        <w:t xml:space="preserve">AC-4</w:t>
+      </w:r>
+      <w:r>
+        <w:t xml:space="preserve"> </w:t>
+      </w:r>
+      <w:r>
+        <w:t xml:space="preserve">(information flow enforcement is the segmentation control);</w:t>
+      </w:r>
+      <w:r>
+        <w:t xml:space="preserve"> </w:t>
+      </w:r>
+      <w:r>
+        <w:rPr>
+          <w:rStyle w:val="VerbatimChar"/>
+        </w:rPr>
+        <w:t xml:space="preserve">CM-7</w:t>
+      </w:r>
+      <w:r>
+        <w:t xml:space="preserve"> </w:t>
+      </w:r>
+      <w:r>
+        <w:t xml:space="preserve">(least functionality limits flows to what is needed);</w:t>
+      </w:r>
+      <w:r>
+        <w:t xml:space="preserve"> </w:t>
+      </w:r>
+      <w:r>
+        <w:rPr>
+          <w:rStyle w:val="VerbatimChar"/>
+        </w:rPr>
+        <w:t xml:space="preserve">SC-7</w:t>
+      </w:r>
+      <w:r>
+        <w:t xml:space="preserve"> </w:t>
+      </w:r>
+      <w:r>
+        <w:t xml:space="preserve">(boundary protection is segmentation);</w:t>
+      </w:r>
+      <w:r>
+        <w:t xml:space="preserve"> </w:t>
+      </w:r>
+      <w:r>
+        <w:rPr>
+          <w:rStyle w:val="VerbatimChar"/>
+        </w:rPr>
+        <w:t xml:space="preserve">SC-7(5)</w:t>
+      </w:r>
+      <w:r>
+        <w:t xml:space="preserve"> </w:t>
+      </w:r>
+      <w:r>
+        <w:t xml:space="preserve">(deny-by-default requires absolute policies)</w:t>
+      </w:r>
+    </w:p>
+    <w:p>
+      <w:pPr>
+        <w:pStyle w:val="Compact"/>
+        <w:numPr>
+          <w:ilvl w:val="0"/>
+          <w:numId w:val="1006"/>
+        </w:numPr>
+      </w:pPr>
+      <w:r>
+        <w:rPr>
+          <w:b/>
+          <w:bCs/>
+        </w:rPr>
+        <w:t xml:space="preserve">SOC2</w:t>
+      </w:r>
+      <w:r>
+        <w:t xml:space="preserve"> </w:t>
+      </w:r>
+      <w:r>
+        <w:t xml:space="preserve">—</w:t>
+      </w:r>
+      <w:r>
+        <w:t xml:space="preserve"> </w:t>
+      </w:r>
+      <w:r>
+        <w:rPr>
+          <w:rStyle w:val="VerbatimChar"/>
+        </w:rPr>
+        <w:t xml:space="preserve">CC6.1</w:t>
+      </w:r>
+      <w:r>
+        <w:t xml:space="preserve"> </w:t>
+      </w:r>
+      <w:r>
+        <w:t xml:space="preserve">(logical access is implemented as enforced policy);</w:t>
+      </w:r>
+      <w:r>
+        <w:t xml:space="preserve"> </w:t>
+      </w:r>
+      <w:r>
+        <w:rPr>
+          <w:rStyle w:val="VerbatimChar"/>
+        </w:rPr>
+        <w:t xml:space="preserve">CC6.6</w:t>
+      </w:r>
+      <w:r>
+        <w:t xml:space="preserve"> </w:t>
+      </w:r>
+      <w:r>
+        <w:t xml:space="preserve">(boundary protection is segmentation in cloud workloads)</w:t>
+      </w:r>
+    </w:p>
     <w:bookmarkEnd w:id="16"/>
     <w:bookmarkStart w:id="17" w:name="X5b059ffe769a1092e7684bb335abae54f90c032"/>
     <w:p>
@@ -709,6 +1774,135 @@
         <w:t xml:space="preserve">Sustained alert volume indicates either policy gaps (legitimate flows blocked) or active attack pressure. Both warrant SOC engagement and policy review.</w:t>
       </w:r>
     </w:p>
+    <w:p>
+      <w:pPr>
+        <w:pStyle w:val="BodyText"/>
+      </w:pPr>
+      <w:r>
+        <w:rPr>
+          <w:b/>
+          <w:bCs/>
+        </w:rPr>
+        <w:t xml:space="preserve">Compliance impact if addressed.</w:t>
+      </w:r>
+      <w:r>
+        <w:t xml:space="preserve"> </w:t>
+      </w:r>
+      <w:r>
+        <w:t xml:space="preserve">Closing this gap helps move:</w:t>
+      </w:r>
+    </w:p>
+    <w:p>
+      <w:pPr>
+        <w:pStyle w:val="Compact"/>
+        <w:numPr>
+          <w:ilvl w:val="0"/>
+          <w:numId w:val="1007"/>
+        </w:numPr>
+      </w:pPr>
+      <w:r>
+        <w:rPr>
+          <w:b/>
+          <w:bCs/>
+        </w:rPr>
+        <w:t xml:space="preserve">HIPAA</w:t>
+      </w:r>
+      <w:r>
+        <w:t xml:space="preserve"> </w:t>
+      </w:r>
+      <w:r>
+        <w:t xml:space="preserve">—</w:t>
+      </w:r>
+      <w:r>
+        <w:t xml:space="preserve"> </w:t>
+      </w:r>
+      <w:r>
+        <w:rPr>
+          <w:rStyle w:val="VerbatimChar"/>
+        </w:rPr>
+        <w:t xml:space="preserve">164.308(a)(5)(ii)(B)</w:t>
+      </w:r>
+      <w:r>
+        <w:t xml:space="preserve"> </w:t>
+      </w:r>
+      <w:r>
+        <w:t xml:space="preserve">(security incident procedures depend on alert hygiene)</w:t>
+      </w:r>
+    </w:p>
+    <w:p>
+      <w:pPr>
+        <w:pStyle w:val="Compact"/>
+        <w:numPr>
+          <w:ilvl w:val="0"/>
+          <w:numId w:val="1007"/>
+        </w:numPr>
+      </w:pPr>
+      <w:r>
+        <w:rPr>
+          <w:b/>
+          <w:bCs/>
+        </w:rPr>
+        <w:t xml:space="preserve">PCI-DSS</w:t>
+      </w:r>
+      <w:r>
+        <w:t xml:space="preserve"> </w:t>
+      </w:r>
+      <w:r>
+        <w:t xml:space="preserve">—</w:t>
+      </w:r>
+      <w:r>
+        <w:t xml:space="preserve"> </w:t>
+      </w:r>
+      <w:r>
+        <w:rPr>
+          <w:rStyle w:val="VerbatimChar"/>
+        </w:rPr>
+        <w:t xml:space="preserve">10.2</w:t>
+      </w:r>
+      <w:r>
+        <w:t xml:space="preserve"> </w:t>
+      </w:r>
+      <w:r>
+        <w:t xml:space="preserve">(logging requirements include enforcement events)</w:t>
+      </w:r>
+    </w:p>
+    <w:p>
+      <w:pPr>
+        <w:pStyle w:val="Compact"/>
+        <w:numPr>
+          <w:ilvl w:val="0"/>
+          <w:numId w:val="1007"/>
+        </w:numPr>
+      </w:pPr>
+      <w:r>
+        <w:rPr>
+          <w:b/>
+          <w:bCs/>
+        </w:rPr>
+        <w:t xml:space="preserve">SOC2</w:t>
+      </w:r>
+      <w:r>
+        <w:t xml:space="preserve"> </w:t>
+      </w:r>
+      <w:r>
+        <w:t xml:space="preserve">—</w:t>
+      </w:r>
+      <w:r>
+        <w:t xml:space="preserve"> </w:t>
+      </w:r>
+      <w:r>
+        <w:rPr>
+          <w:rStyle w:val="VerbatimChar"/>
+        </w:rPr>
+        <w:t xml:space="preserve">CC7.2</w:t>
+      </w:r>
+      <w:r>
+        <w:t xml:space="preserve"> </w:t>
+      </w:r>
+      <w:r>
+        <w:t xml:space="preserve">(system monitoring includes alert tuning)</w:t>
+      </w:r>
+    </w:p>
     <w:bookmarkEnd w:id="17"/>
     <w:bookmarkStart w:id="18" w:name="hipaa-5-controls-not-marked-met"/>
     <w:p>
@@ -737,6 +1931,121 @@
       </w:pPr>
       <w:r>
         <w:t xml:space="preserve">5 controls in the HIPAA catalog still show partial or pending evidence. Address these before the next audit cycle.</w:t>
+      </w:r>
+    </w:p>
+    <w:p>
+      <w:pPr>
+        <w:pStyle w:val="BodyText"/>
+      </w:pPr>
+      <w:r>
+        <w:rPr>
+          <w:b/>
+          <w:bCs/>
+        </w:rPr>
+        <w:t xml:space="preserve">Compliance impact if addressed.</w:t>
+      </w:r>
+      <w:r>
+        <w:t xml:space="preserve"> </w:t>
+      </w:r>
+      <w:r>
+        <w:t xml:space="preserve">Closing this gap helps move:</w:t>
+      </w:r>
+    </w:p>
+    <w:p>
+      <w:pPr>
+        <w:pStyle w:val="Compact"/>
+        <w:numPr>
+          <w:ilvl w:val="0"/>
+          <w:numId w:val="1008"/>
+        </w:numPr>
+      </w:pPr>
+      <w:r>
+        <w:rPr>
+          <w:b/>
+          <w:bCs/>
+        </w:rPr>
+        <w:t xml:space="preserve">HIPAA</w:t>
+      </w:r>
+      <w:r>
+        <w:t xml:space="preserve"> </w:t>
+      </w:r>
+      <w:r>
+        <w:t xml:space="preserve">—</w:t>
+      </w:r>
+      <w:r>
+        <w:t xml:space="preserve"> </w:t>
+      </w:r>
+      <w:r>
+        <w:rPr>
+          <w:rStyle w:val="VerbatimChar"/>
+        </w:rPr>
+        <w:t xml:space="preserve">164.308(a)(4)</w:t>
+      </w:r>
+      <w:r>
+        <w:t xml:space="preserve"> </w:t>
+      </w:r>
+      <w:r>
+        <w:t xml:space="preserve">(currently not marked met);</w:t>
+      </w:r>
+      <w:r>
+        <w:t xml:space="preserve"> </w:t>
+      </w:r>
+      <w:r>
+        <w:rPr>
+          <w:rStyle w:val="VerbatimChar"/>
+        </w:rPr>
+        <w:t xml:space="preserve">164.308(a)(5)(ii)(B)</w:t>
+      </w:r>
+      <w:r>
+        <w:t xml:space="preserve"> </w:t>
+      </w:r>
+      <w:r>
+        <w:t xml:space="preserve">(currently not marked met);</w:t>
+      </w:r>
+      <w:r>
+        <w:t xml:space="preserve"> </w:t>
+      </w:r>
+      <w:r>
+        <w:rPr>
+          <w:rStyle w:val="VerbatimChar"/>
+        </w:rPr>
+        <w:t xml:space="preserve">164.310(c)</w:t>
+      </w:r>
+      <w:r>
+        <w:t xml:space="preserve"> </w:t>
+      </w:r>
+      <w:r>
+        <w:t xml:space="preserve">(currently not marked met);</w:t>
+      </w:r>
+      <w:r>
+        <w:t xml:space="preserve"> </w:t>
+      </w:r>
+      <w:r>
+        <w:rPr>
+          <w:rStyle w:val="VerbatimChar"/>
+        </w:rPr>
+        <w:t xml:space="preserve">164.312(a)(1)</w:t>
+      </w:r>
+      <w:r>
+        <w:t xml:space="preserve"> </w:t>
+      </w:r>
+      <w:r>
+        <w:t xml:space="preserve">(currently not marked met);</w:t>
+      </w:r>
+      <w:r>
+        <w:t xml:space="preserve"> </w:t>
+      </w:r>
+      <w:r>
+        <w:rPr>
+          <w:rStyle w:val="VerbatimChar"/>
+        </w:rPr>
+        <w:t xml:space="preserve">164.312(e)(1)</w:t>
+      </w:r>
+      <w:r>
+        <w:t xml:space="preserve"> </w:t>
+      </w:r>
+      <w:r>
+        <w:t xml:space="preserve">(currently not marked met)</w:t>
       </w:r>
     </w:p>
     <w:p>
@@ -1541,7 +2850,7 @@
         <w:pStyle w:val="Compact"/>
         <w:numPr>
           <w:ilvl w:val="0"/>
-          <w:numId w:val="1002"/>
+          <w:numId w:val="1009"/>
         </w:numPr>
       </w:pPr>
       <w:r>
@@ -1569,7 +2878,7 @@
         <w:pStyle w:val="Compact"/>
         <w:numPr>
           <w:ilvl w:val="0"/>
-          <w:numId w:val="1002"/>
+          <w:numId w:val="1009"/>
         </w:numPr>
       </w:pPr>
       <w:r>
@@ -1597,7 +2906,7 @@
         <w:pStyle w:val="Compact"/>
         <w:numPr>
           <w:ilvl w:val="0"/>
-          <w:numId w:val="1002"/>
+          <w:numId w:val="1009"/>
         </w:numPr>
       </w:pPr>
       <w:r>
@@ -1625,7 +2934,7 @@
         <w:pStyle w:val="Compact"/>
         <w:numPr>
           <w:ilvl w:val="0"/>
-          <w:numId w:val="1002"/>
+          <w:numId w:val="1009"/>
         </w:numPr>
       </w:pPr>
       <w:r>
@@ -1670,7 +2979,7 @@
         <w:pStyle w:val="Compact"/>
         <w:numPr>
           <w:ilvl w:val="0"/>
-          <w:numId w:val="1003"/>
+          <w:numId w:val="1010"/>
         </w:numPr>
       </w:pPr>
       <w:r>
@@ -1682,7 +2991,7 @@
         <w:pStyle w:val="Compact"/>
         <w:numPr>
           <w:ilvl w:val="0"/>
-          <w:numId w:val="1003"/>
+          <w:numId w:val="1010"/>
         </w:numPr>
       </w:pPr>
       <w:r>
@@ -1709,7 +3018,7 @@
         <w:pStyle w:val="Compact"/>
         <w:numPr>
           <w:ilvl w:val="0"/>
-          <w:numId w:val="1003"/>
+          <w:numId w:val="1010"/>
         </w:numPr>
       </w:pPr>
       <w:r>
@@ -2138,6 +3447,27 @@
     <w:abstractNumId w:val="991"/>
   </w:num>
   <w:num w:numId="1003">
+    <w:abstractNumId w:val="991"/>
+  </w:num>
+  <w:num w:numId="1004">
+    <w:abstractNumId w:val="991"/>
+  </w:num>
+  <w:num w:numId="1005">
+    <w:abstractNumId w:val="991"/>
+  </w:num>
+  <w:num w:numId="1006">
+    <w:abstractNumId w:val="991"/>
+  </w:num>
+  <w:num w:numId="1007">
+    <w:abstractNumId w:val="991"/>
+  </w:num>
+  <w:num w:numId="1008">
+    <w:abstractNumId w:val="991"/>
+  </w:num>
+  <w:num w:numId="1009">
+    <w:abstractNumId w:val="991"/>
+  </w:num>
+  <w:num w:numId="1010">
     <w:abstractNumId w:val="99411"/>
     <w:lvlOverride w:ilvl="0">
       <w:startOverride w:val="1"/>
